--- a/docs/deliverables/out/Programme/BDOI_Template_FRS/BRD-02_Operations_Remittance/BIBS_DSP-BDOI_BRD-02_Operations_Remittance_Developer_Specification_v1.1.docx
+++ b/docs/deliverables/out/Programme/BDOI_Template_FRS/BRD-02_Operations_Remittance/BIBS_DSP-BDOI_BRD-02_Operations_Remittance_Developer_Specification_v1.1.docx
@@ -12449,6 +12449,216 @@
     </w:p>
     <w:p>
       <w:pPr>
+        <w:keepNext/>
+        <w:spacing w:before="120" w:after="60"/>
+        <w:ind w:left="363"/>
+      </w:pPr>
+      <w:r>
+        <w:rPr>
+          <w:rFonts w:ascii="Arial" w:hAnsi="Arial" w:cs="Arial" w:eastAsia="Arial"/>
+          <w:b/>
+          <w:i w:val="0"/>
+          <w:sz w:val="18"/>
+        </w:rPr>
+        <w:t>Table 18: Remittance Settings: actions</w:t>
+      </w:r>
+    </w:p>
+    <w:tbl>
+      <w:tblPr>
+        <w:tblW w:type="dxa" w:w="8640"/>
+        <w:tblLook w:firstColumn="1" w:firstRow="1" w:lastColumn="0" w:lastRow="0" w:noHBand="0" w:noVBand="1" w:val="04A0"/>
+        <w:jc w:val="center"/>
+        <w:tblBorders>
+          <w:top w:val="single" w:sz="4" w:space="0" w:color="000000"/>
+          <w:left w:val="single" w:sz="4" w:space="0" w:color="000000"/>
+          <w:bottom w:val="single" w:sz="4" w:space="0" w:color="000000"/>
+          <w:right w:val="single" w:sz="4" w:space="0" w:color="000000"/>
+          <w:insideH w:val="single" w:sz="4" w:space="0" w:color="000000"/>
+          <w:insideV w:val="single" w:sz="4" w:space="0" w:color="000000"/>
+        </w:tblBorders>
+        <w:tblLayout w:type="fixed"/>
+      </w:tblPr>
+      <w:tblGrid>
+        <w:gridCol w:w="1530"/>
+        <w:gridCol w:w="2790"/>
+        <w:gridCol w:w="2070"/>
+        <w:gridCol w:w="2250"/>
+      </w:tblGrid>
+      <w:tr>
+        <w:trPr>
+          <w:tblHeader/>
+          <w:cantSplit/>
+        </w:trPr>
+        <w:tc>
+          <w:tcPr>
+            <w:tcW w:type="dxa" w:w="1530"/>
+            <w:shd w:val="clear" w:color="auto" w:fill="D9E2F3"/>
+          </w:tcPr>
+          <w:p>
+            <w:pPr>
+              <w:spacing w:before="20" w:after="20"/>
+            </w:pPr>
+            <w:r>
+              <w:rPr>
+                <w:rFonts w:ascii="Arial" w:hAnsi="Arial" w:cs="Arial" w:eastAsia="Arial"/>
+                <w:b/>
+                <w:i w:val="0"/>
+                <w:sz w:val="18"/>
+              </w:rPr>
+              <w:t>Action</w:t>
+            </w:r>
+          </w:p>
+        </w:tc>
+        <w:tc>
+          <w:tcPr>
+            <w:tcW w:type="dxa" w:w="2790"/>
+            <w:shd w:val="clear" w:color="auto" w:fill="D9E2F3"/>
+          </w:tcPr>
+          <w:p>
+            <w:pPr>
+              <w:spacing w:before="20" w:after="20"/>
+            </w:pPr>
+            <w:r>
+              <w:rPr>
+                <w:rFonts w:ascii="Arial" w:hAnsi="Arial" w:cs="Arial" w:eastAsia="Arial"/>
+                <w:b/>
+                <w:i w:val="0"/>
+                <w:sz w:val="18"/>
+              </w:rPr>
+              <w:t>Operation</w:t>
+            </w:r>
+          </w:p>
+        </w:tc>
+        <w:tc>
+          <w:tcPr>
+            <w:tcW w:type="dxa" w:w="2070"/>
+            <w:shd w:val="clear" w:color="auto" w:fill="D9E2F3"/>
+          </w:tcPr>
+          <w:p>
+            <w:pPr>
+              <w:spacing w:before="20" w:after="20"/>
+            </w:pPr>
+            <w:r>
+              <w:rPr>
+                <w:rFonts w:ascii="Arial" w:hAnsi="Arial" w:cs="Arial" w:eastAsia="Arial"/>
+                <w:b/>
+                <w:i w:val="0"/>
+                <w:sz w:val="18"/>
+              </w:rPr>
+              <w:t>Permission</w:t>
+            </w:r>
+          </w:p>
+        </w:tc>
+        <w:tc>
+          <w:tcPr>
+            <w:tcW w:type="dxa" w:w="2250"/>
+            <w:shd w:val="clear" w:color="auto" w:fill="D9E2F3"/>
+          </w:tcPr>
+          <w:p>
+            <w:pPr>
+              <w:spacing w:before="20" w:after="20"/>
+            </w:pPr>
+            <w:r>
+              <w:rPr>
+                <w:rFonts w:ascii="Arial" w:hAnsi="Arial" w:cs="Arial" w:eastAsia="Arial"/>
+                <w:b/>
+                <w:i w:val="0"/>
+                <w:sz w:val="18"/>
+              </w:rPr>
+              <w:t>Result</w:t>
+            </w:r>
+          </w:p>
+        </w:tc>
+      </w:tr>
+      <w:tr>
+        <w:trPr>
+          <w:cantSplit/>
+        </w:trPr>
+        <w:tc>
+          <w:tcPr>
+            <w:tcW w:type="dxa" w:w="1530"/>
+          </w:tcPr>
+          <w:p>
+            <w:pPr>
+              <w:spacing w:before="20" w:after="20"/>
+            </w:pPr>
+            <w:r>
+              <w:rPr>
+                <w:rFonts w:ascii="Arial" w:hAnsi="Arial" w:cs="Arial" w:eastAsia="Arial"/>
+                <w:b w:val="0"/>
+                <w:i w:val="0"/>
+                <w:sz w:val="18"/>
+              </w:rPr>
+              <w:t>Propose</w:t>
+            </w:r>
+          </w:p>
+        </w:tc>
+        <w:tc>
+          <w:tcPr>
+            <w:tcW w:type="dxa" w:w="2790"/>
+          </w:tcPr>
+          <w:p>
+            <w:pPr>
+              <w:spacing w:before="20" w:after="20"/>
+            </w:pPr>
+            <w:r>
+              <w:rPr>
+                <w:rFonts w:ascii="Arial" w:hAnsi="Arial" w:cs="Arial" w:eastAsia="Arial"/>
+                <w:b w:val="0"/>
+                <w:i w:val="0"/>
+                <w:sz w:val="18"/>
+              </w:rPr>
+              <w:t>POST remittance/settings/changes</w:t>
+            </w:r>
+          </w:p>
+        </w:tc>
+        <w:tc>
+          <w:tcPr>
+            <w:tcW w:type="dxa" w:w="2070"/>
+          </w:tcPr>
+          <w:p>
+            <w:pPr>
+              <w:spacing w:before="20" w:after="20"/>
+            </w:pPr>
+            <w:r>
+              <w:rPr>
+                <w:rFonts w:ascii="Arial" w:hAnsi="Arial" w:cs="Arial" w:eastAsia="Arial"/>
+                <w:b w:val="0"/>
+                <w:i w:val="0"/>
+                <w:sz w:val="18"/>
+              </w:rPr>
+              <w:t>REMIT_SETTINGS_MAINTAIN</w:t>
+            </w:r>
+          </w:p>
+        </w:tc>
+        <w:tc>
+          <w:tcPr>
+            <w:tcW w:type="dxa" w:w="2250"/>
+          </w:tcPr>
+          <w:p>
+            <w:pPr>
+              <w:spacing w:before="20" w:after="20"/>
+            </w:pPr>
+            <w:r>
+              <w:rPr>
+                <w:rFonts w:ascii="Arial" w:hAnsi="Arial" w:cs="Arial" w:eastAsia="Arial"/>
+                <w:b w:val="0"/>
+                <w:i w:val="0"/>
+                <w:sz w:val="18"/>
+              </w:rPr>
+              <w:t>Proposes a change (maker).</w:t>
+            </w:r>
+          </w:p>
+        </w:tc>
+      </w:tr>
+    </w:tbl>
+    <w:p>
+      <w:pPr>
+        <w:spacing w:after="40"/>
+      </w:pPr>
+    </w:p>
+    <w:p>
+      <w:pPr>
         <w:spacing w:after="120"/>
         <w:ind w:left="363"/>
       </w:pPr>
@@ -12549,7 +12759,7 @@
           <w:i w:val="0"/>
           <w:sz w:val="18"/>
         </w:rPr>
-        <w:t>Table 18: Extraction: operations (* mandatory)</w:t>
+        <w:t>Table 19: Extraction: operations (* mandatory)</w:t>
       </w:r>
     </w:p>
     <w:tbl>
@@ -13349,7 +13559,7 @@
           <w:i w:val="0"/>
           <w:sz w:val="18"/>
         </w:rPr>
-        <w:t>Table 19: Batches: operations (* mandatory)</w:t>
+        <w:t>Table 20: Batches: operations (* mandatory)</w:t>
       </w:r>
     </w:p>
     <w:tbl>
@@ -14921,7 +15131,7 @@
           <w:i w:val="0"/>
           <w:sz w:val="18"/>
         </w:rPr>
-        <w:t>Table 20: Insurer OR and templates: operations (* mandatory)</w:t>
+        <w:t>Table 21: Insurer OR and templates: operations (* mandatory)</w:t>
       </w:r>
     </w:p>
     <w:tbl>
@@ -15707,7 +15917,7 @@
           <w:i w:val="0"/>
           <w:sz w:val="18"/>
         </w:rPr>
-        <w:t>Table 21: Holds: operations (* mandatory)</w:t>
+        <w:t>Table 22: Holds: operations (* mandatory)</w:t>
       </w:r>
     </w:p>
     <w:tbl>
@@ -17393,7 +17603,7 @@
           <w:i w:val="0"/>
           <w:sz w:val="18"/>
         </w:rPr>
-        <w:t>Table 22: Special remittance: operations (* mandatory)</w:t>
+        <w:t>Table 23: Special remittance: operations (* mandatory)</w:t>
       </w:r>
     </w:p>
     <w:tbl>
@@ -18179,7 +18389,7 @@
           <w:i w:val="0"/>
           <w:sz w:val="18"/>
         </w:rPr>
-        <w:t>Table 23: Inquiry and incentives: operations (* mandatory)</w:t>
+        <w:t>Table 24: Inquiry and incentives: operations (* mandatory)</w:t>
       </w:r>
     </w:p>
     <w:tbl>
@@ -18879,7 +19089,7 @@
           <w:i w:val="0"/>
           <w:sz w:val="18"/>
         </w:rPr>
-        <w:t>Table 24: Request fields of the operations with a body</w:t>
+        <w:t>Table 25: Request fields of the operations with a body</w:t>
       </w:r>
     </w:p>
     <w:tbl>
@@ -24386,6 +24596,363 @@
           </w:p>
         </w:tc>
       </w:tr>
+      <w:tr>
+        <w:trPr>
+          <w:cantSplit/>
+        </w:trPr>
+        <w:tc>
+          <w:tcPr>
+            <w:tcW w:type="dxa" w:w="2292"/>
+          </w:tcPr>
+          <w:p>
+            <w:pPr>
+              <w:spacing w:before="20" w:after="20"/>
+            </w:pPr>
+            <w:r>
+              <w:rPr>
+                <w:rFonts w:ascii="Arial" w:hAnsi="Arial" w:cs="Arial" w:eastAsia="Arial"/>
+                <w:b w:val="0"/>
+                <w:i w:val="0"/>
+                <w:sz w:val="18"/>
+              </w:rPr>
+              <w:t>POST remittance/settings/changes</w:t>
+            </w:r>
+          </w:p>
+        </w:tc>
+        <w:tc>
+          <w:tcPr>
+            <w:tcW w:type="dxa" w:w="1322"/>
+          </w:tcPr>
+          <w:p>
+            <w:pPr>
+              <w:spacing w:before="20" w:after="20"/>
+            </w:pPr>
+            <w:r>
+              <w:rPr>
+                <w:rFonts w:ascii="Arial" w:hAnsi="Arial" w:cs="Arial" w:eastAsia="Arial"/>
+                <w:b w:val="0"/>
+                <w:i w:val="0"/>
+                <w:sz w:val="18"/>
+              </w:rPr>
+              <w:t>companyId</w:t>
+            </w:r>
+          </w:p>
+        </w:tc>
+        <w:tc>
+          <w:tcPr>
+            <w:tcW w:type="dxa" w:w="1410"/>
+          </w:tcPr>
+          <w:p>
+            <w:pPr>
+              <w:spacing w:before="20" w:after="20"/>
+            </w:pPr>
+            <w:r>
+              <w:rPr>
+                <w:rFonts w:ascii="Arial" w:hAnsi="Arial" w:cs="Arial" w:eastAsia="Arial"/>
+                <w:b w:val="0"/>
+                <w:i w:val="0"/>
+                <w:sz w:val="18"/>
+              </w:rPr>
+              <w:t>Number</w:t>
+            </w:r>
+          </w:p>
+        </w:tc>
+        <w:tc>
+          <w:tcPr>
+            <w:tcW w:type="dxa" w:w="528"/>
+          </w:tcPr>
+          <w:p>
+            <w:pPr>
+              <w:spacing w:before="20" w:after="20"/>
+            </w:pPr>
+            <w:r>
+              <w:rPr>
+                <w:rFonts w:ascii="Arial" w:hAnsi="Arial" w:cs="Arial" w:eastAsia="Arial"/>
+                <w:b w:val="0"/>
+                <w:i w:val="0"/>
+                <w:sz w:val="18"/>
+              </w:rPr>
+              <w:t>Yes</w:t>
+            </w:r>
+          </w:p>
+        </w:tc>
+        <w:tc>
+          <w:tcPr>
+            <w:tcW w:type="dxa" w:w="1675"/>
+          </w:tcPr>
+          <w:p>
+            <w:pPr>
+              <w:spacing w:before="20" w:after="20"/>
+            </w:pPr>
+            <w:r>
+              <w:rPr>
+                <w:rFonts w:ascii="Arial" w:hAnsi="Arial" w:cs="Arial" w:eastAsia="Arial"/>
+                <w:b w:val="0"/>
+                <w:i w:val="0"/>
+                <w:sz w:val="18"/>
+              </w:rPr>
+              <w:t>required</w:t>
+            </w:r>
+          </w:p>
+        </w:tc>
+        <w:tc>
+          <w:tcPr>
+            <w:tcW w:type="dxa" w:w="1410"/>
+          </w:tcPr>
+          <w:p>
+            <w:pPr>
+              <w:spacing w:before="20" w:after="20"/>
+            </w:pPr>
+            <w:r>
+              <w:rPr>
+                <w:rFonts w:ascii="Arial" w:hAnsi="Arial" w:cs="Arial" w:eastAsia="Arial"/>
+                <w:b w:val="0"/>
+                <w:i w:val="0"/>
+                <w:sz w:val="18"/>
+              </w:rPr>
+              <w:t>-</w:t>
+            </w:r>
+          </w:p>
+        </w:tc>
+      </w:tr>
+      <w:tr>
+        <w:trPr>
+          <w:cantSplit/>
+        </w:trPr>
+        <w:tc>
+          <w:tcPr>
+            <w:tcW w:type="dxa" w:w="2292"/>
+          </w:tcPr>
+          <w:p>
+            <w:pPr>
+              <w:spacing w:before="20" w:after="20"/>
+            </w:pPr>
+            <w:r>
+              <w:rPr>
+                <w:rFonts w:ascii="Arial" w:hAnsi="Arial" w:cs="Arial" w:eastAsia="Arial"/>
+                <w:b w:val="0"/>
+                <w:i w:val="0"/>
+                <w:sz w:val="18"/>
+              </w:rPr>
+              <w:t>POST remittance/settings/changes</w:t>
+            </w:r>
+          </w:p>
+        </w:tc>
+        <w:tc>
+          <w:tcPr>
+            <w:tcW w:type="dxa" w:w="1322"/>
+          </w:tcPr>
+          <w:p>
+            <w:pPr>
+              <w:spacing w:before="20" w:after="20"/>
+            </w:pPr>
+            <w:r>
+              <w:rPr>
+                <w:rFonts w:ascii="Arial" w:hAnsi="Arial" w:cs="Arial" w:eastAsia="Arial"/>
+                <w:b w:val="0"/>
+                <w:i w:val="0"/>
+                <w:sz w:val="18"/>
+              </w:rPr>
+              <w:t>values</w:t>
+            </w:r>
+          </w:p>
+        </w:tc>
+        <w:tc>
+          <w:tcPr>
+            <w:tcW w:type="dxa" w:w="1410"/>
+          </w:tcPr>
+          <w:p>
+            <w:pPr>
+              <w:spacing w:before="20" w:after="20"/>
+            </w:pPr>
+            <w:r>
+              <w:rPr>
+                <w:rFonts w:ascii="Arial" w:hAnsi="Arial" w:cs="Arial" w:eastAsia="Arial"/>
+                <w:b w:val="0"/>
+                <w:i w:val="0"/>
+                <w:sz w:val="18"/>
+              </w:rPr>
+              <w:t>Object</w:t>
+            </w:r>
+          </w:p>
+        </w:tc>
+        <w:tc>
+          <w:tcPr>
+            <w:tcW w:type="dxa" w:w="528"/>
+          </w:tcPr>
+          <w:p>
+            <w:pPr>
+              <w:spacing w:before="20" w:after="20"/>
+            </w:pPr>
+            <w:r>
+              <w:rPr>
+                <w:rFonts w:ascii="Arial" w:hAnsi="Arial" w:cs="Arial" w:eastAsia="Arial"/>
+                <w:b w:val="0"/>
+                <w:i w:val="0"/>
+                <w:sz w:val="18"/>
+              </w:rPr>
+              <w:t>Yes</w:t>
+            </w:r>
+          </w:p>
+        </w:tc>
+        <w:tc>
+          <w:tcPr>
+            <w:tcW w:type="dxa" w:w="1675"/>
+          </w:tcPr>
+          <w:p>
+            <w:pPr>
+              <w:spacing w:before="20" w:after="20"/>
+            </w:pPr>
+            <w:r>
+              <w:rPr>
+                <w:rFonts w:ascii="Arial" w:hAnsi="Arial" w:cs="Arial" w:eastAsia="Arial"/>
+                <w:b w:val="0"/>
+                <w:i w:val="0"/>
+                <w:sz w:val="18"/>
+              </w:rPr>
+              <w:t>required</w:t>
+            </w:r>
+          </w:p>
+        </w:tc>
+        <w:tc>
+          <w:tcPr>
+            <w:tcW w:type="dxa" w:w="1410"/>
+          </w:tcPr>
+          <w:p>
+            <w:pPr>
+              <w:spacing w:before="20" w:after="20"/>
+            </w:pPr>
+            <w:r>
+              <w:rPr>
+                <w:rFonts w:ascii="Arial" w:hAnsi="Arial" w:cs="Arial" w:eastAsia="Arial"/>
+                <w:b w:val="0"/>
+                <w:i w:val="0"/>
+                <w:sz w:val="18"/>
+              </w:rPr>
+              <w:t>-</w:t>
+            </w:r>
+          </w:p>
+        </w:tc>
+      </w:tr>
+      <w:tr>
+        <w:trPr>
+          <w:cantSplit/>
+        </w:trPr>
+        <w:tc>
+          <w:tcPr>
+            <w:tcW w:type="dxa" w:w="2292"/>
+          </w:tcPr>
+          <w:p>
+            <w:pPr>
+              <w:spacing w:before="20" w:after="20"/>
+            </w:pPr>
+            <w:r>
+              <w:rPr>
+                <w:rFonts w:ascii="Arial" w:hAnsi="Arial" w:cs="Arial" w:eastAsia="Arial"/>
+                <w:b w:val="0"/>
+                <w:i w:val="0"/>
+                <w:sz w:val="18"/>
+              </w:rPr>
+              <w:t>POST remittance/settings/changes</w:t>
+            </w:r>
+          </w:p>
+        </w:tc>
+        <w:tc>
+          <w:tcPr>
+            <w:tcW w:type="dxa" w:w="1322"/>
+          </w:tcPr>
+          <w:p>
+            <w:pPr>
+              <w:spacing w:before="20" w:after="20"/>
+            </w:pPr>
+            <w:r>
+              <w:rPr>
+                <w:rFonts w:ascii="Arial" w:hAnsi="Arial" w:cs="Arial" w:eastAsia="Arial"/>
+                <w:b w:val="0"/>
+                <w:i w:val="0"/>
+                <w:sz w:val="18"/>
+              </w:rPr>
+              <w:t>reason</w:t>
+            </w:r>
+          </w:p>
+        </w:tc>
+        <w:tc>
+          <w:tcPr>
+            <w:tcW w:type="dxa" w:w="1410"/>
+          </w:tcPr>
+          <w:p>
+            <w:pPr>
+              <w:spacing w:before="20" w:after="20"/>
+            </w:pPr>
+            <w:r>
+              <w:rPr>
+                <w:rFonts w:ascii="Arial" w:hAnsi="Arial" w:cs="Arial" w:eastAsia="Arial"/>
+                <w:b w:val="0"/>
+                <w:i w:val="0"/>
+                <w:sz w:val="18"/>
+              </w:rPr>
+              <w:t>Text</w:t>
+            </w:r>
+          </w:p>
+        </w:tc>
+        <w:tc>
+          <w:tcPr>
+            <w:tcW w:type="dxa" w:w="528"/>
+          </w:tcPr>
+          <w:p>
+            <w:pPr>
+              <w:spacing w:before="20" w:after="20"/>
+            </w:pPr>
+            <w:r>
+              <w:rPr>
+                <w:rFonts w:ascii="Arial" w:hAnsi="Arial" w:cs="Arial" w:eastAsia="Arial"/>
+                <w:b w:val="0"/>
+                <w:i w:val="0"/>
+                <w:sz w:val="18"/>
+              </w:rPr>
+              <w:t>Yes</w:t>
+            </w:r>
+          </w:p>
+        </w:tc>
+        <w:tc>
+          <w:tcPr>
+            <w:tcW w:type="dxa" w:w="1675"/>
+          </w:tcPr>
+          <w:p>
+            <w:pPr>
+              <w:spacing w:before="20" w:after="20"/>
+            </w:pPr>
+            <w:r>
+              <w:rPr>
+                <w:rFonts w:ascii="Arial" w:hAnsi="Arial" w:cs="Arial" w:eastAsia="Arial"/>
+                <w:b w:val="0"/>
+                <w:i w:val="0"/>
+                <w:sz w:val="18"/>
+              </w:rPr>
+              <w:t>required, not blank; length 250</w:t>
+            </w:r>
+          </w:p>
+        </w:tc>
+        <w:tc>
+          <w:tcPr>
+            <w:tcW w:type="dxa" w:w="1410"/>
+          </w:tcPr>
+          <w:p>
+            <w:pPr>
+              <w:spacing w:before="20" w:after="20"/>
+            </w:pPr>
+            <w:r>
+              <w:rPr>
+                <w:rFonts w:ascii="Arial" w:hAnsi="Arial" w:cs="Arial" w:eastAsia="Arial"/>
+                <w:b w:val="0"/>
+                <w:i w:val="0"/>
+                <w:sz w:val="18"/>
+              </w:rPr>
+              <w:t>-</w:t>
+            </w:r>
+          </w:p>
+        </w:tc>
+      </w:tr>
     </w:tbl>
     <w:p>
       <w:pPr>
@@ -24414,7 +24981,7 @@
           <w:i w:val="0"/>
           <w:sz w:val="18"/>
         </w:rPr>
-        <w:t>Table 25: Where each business rule of the FRS is enforced</w:t>
+        <w:t>Table 26: Where each business rule of the FRS is enforced</w:t>
       </w:r>
     </w:p>
     <w:tbl>
@@ -25767,7 +26334,7 @@
           <w:i w:val="0"/>
           <w:sz w:val="18"/>
         </w:rPr>
-        <w:t>Table 26: Remittance batch</w:t>
+        <w:t>Table 27: Remittance batch</w:t>
       </w:r>
     </w:p>
     <w:tbl>
@@ -26544,7 +27111,7 @@
           <w:i w:val="0"/>
           <w:sz w:val="18"/>
         </w:rPr>
-        <w:t>Table 27: Hold request</w:t>
+        <w:t>Table 28: Hold request</w:t>
       </w:r>
     </w:p>
     <w:tbl>
@@ -27321,7 +27888,7 @@
           <w:i w:val="0"/>
           <w:sz w:val="18"/>
         </w:rPr>
-        <w:t>Table 28: Special remittance request</w:t>
+        <w:t>Table 29: Special remittance request</w:t>
       </w:r>
     </w:p>
     <w:tbl>
@@ -27960,7 +28527,7 @@
           <w:i w:val="0"/>
           <w:sz w:val="18"/>
         </w:rPr>
-        <w:t>Table 29: Jobs (cron: second minute hour day month weekday)</w:t>
+        <w:t>Table 30: Jobs (cron: second minute hour day month weekday)</w:t>
       </w:r>
     </w:p>
     <w:tbl>
@@ -28354,7 +28921,7 @@
           <w:i w:val="0"/>
           <w:sz w:val="18"/>
         </w:rPr>
-        <w:t>Table 30: Audit records written by the module</w:t>
+        <w:t>Table 31: Audit records written by the module</w:t>
       </w:r>
     </w:p>
     <w:tbl>
@@ -29912,7 +30479,7 @@
           <w:i w:val="0"/>
           <w:sz w:val="18"/>
         </w:rPr>
-        <w:t>Table 31: Permission checked by the service, and the walkthrough personas that hold it</w:t>
+        <w:t>Table 32: Permission checked by the service, and the walkthrough personas that hold it</w:t>
       </w:r>
     </w:p>
     <w:tbl>
@@ -32853,6 +33420,254 @@
           </w:p>
         </w:tc>
       </w:tr>
+      <w:tr>
+        <w:trPr>
+          <w:cantSplit/>
+        </w:trPr>
+        <w:tc>
+          <w:tcPr>
+            <w:tcW w:type="dxa" w:w="3380"/>
+          </w:tcPr>
+          <w:p>
+            <w:pPr>
+              <w:spacing w:before="20" w:after="20"/>
+            </w:pPr>
+            <w:r>
+              <w:rPr>
+                <w:rFonts w:ascii="Arial" w:hAnsi="Arial" w:cs="Arial" w:eastAsia="Arial"/>
+                <w:b w:val="0"/>
+                <w:i w:val="0"/>
+                <w:sz w:val="18"/>
+              </w:rPr>
+              <w:t>GET remittance/settings</w:t>
+            </w:r>
+          </w:p>
+        </w:tc>
+        <w:tc>
+          <w:tcPr>
+            <w:tcW w:type="dxa" w:w="2629"/>
+          </w:tcPr>
+          <w:p>
+            <w:pPr>
+              <w:spacing w:before="20" w:after="20"/>
+            </w:pPr>
+            <w:r>
+              <w:rPr>
+                <w:rFonts w:ascii="Arial" w:hAnsi="Arial" w:cs="Arial" w:eastAsia="Arial"/>
+                <w:b w:val="0"/>
+                <w:i w:val="0"/>
+                <w:sz w:val="18"/>
+              </w:rPr>
+              <w:t>REMIT_SETTINGS_MAINTAIN, REMIT_SETTINGS_APPROVE, REMIT_PROCESS, REMIT_APPROVE</w:t>
+            </w:r>
+          </w:p>
+        </w:tc>
+        <w:tc>
+          <w:tcPr>
+            <w:tcW w:type="dxa" w:w="2629"/>
+          </w:tcPr>
+          <w:p>
+            <w:pPr>
+              <w:spacing w:before="20" w:after="20"/>
+            </w:pPr>
+            <w:r>
+              <w:rPr>
+                <w:rFonts w:ascii="Arial" w:hAnsi="Arial" w:cs="Arial" w:eastAsia="Arial"/>
+                <w:b w:val="0"/>
+                <w:i w:val="0"/>
+                <w:sz w:val="18"/>
+              </w:rPr>
+              <w:t>Remittance Processor, Remittance Team Leader</w:t>
+            </w:r>
+          </w:p>
+        </w:tc>
+      </w:tr>
+      <w:tr>
+        <w:trPr>
+          <w:cantSplit/>
+        </w:trPr>
+        <w:tc>
+          <w:tcPr>
+            <w:tcW w:type="dxa" w:w="3380"/>
+          </w:tcPr>
+          <w:p>
+            <w:pPr>
+              <w:spacing w:before="20" w:after="20"/>
+            </w:pPr>
+            <w:r>
+              <w:rPr>
+                <w:rFonts w:ascii="Arial" w:hAnsi="Arial" w:cs="Arial" w:eastAsia="Arial"/>
+                <w:b w:val="0"/>
+                <w:i w:val="0"/>
+                <w:sz w:val="18"/>
+              </w:rPr>
+              <w:t>POST remittance/settings/changes</w:t>
+            </w:r>
+          </w:p>
+        </w:tc>
+        <w:tc>
+          <w:tcPr>
+            <w:tcW w:type="dxa" w:w="2629"/>
+          </w:tcPr>
+          <w:p>
+            <w:pPr>
+              <w:spacing w:before="20" w:after="20"/>
+            </w:pPr>
+            <w:r>
+              <w:rPr>
+                <w:rFonts w:ascii="Arial" w:hAnsi="Arial" w:cs="Arial" w:eastAsia="Arial"/>
+                <w:b w:val="0"/>
+                <w:i w:val="0"/>
+                <w:sz w:val="18"/>
+              </w:rPr>
+              <w:t>REMIT_SETTINGS_MAINTAIN</w:t>
+            </w:r>
+          </w:p>
+        </w:tc>
+        <w:tc>
+          <w:tcPr>
+            <w:tcW w:type="dxa" w:w="2629"/>
+          </w:tcPr>
+          <w:p>
+            <w:pPr>
+              <w:spacing w:before="20" w:after="20"/>
+            </w:pPr>
+            <w:r>
+              <w:rPr>
+                <w:rFonts w:ascii="Arial" w:hAnsi="Arial" w:cs="Arial" w:eastAsia="Arial"/>
+                <w:b w:val="0"/>
+                <w:i w:val="0"/>
+                <w:sz w:val="18"/>
+              </w:rPr>
+              <w:t>Remittance Processor, Remittance Team Leader</w:t>
+            </w:r>
+          </w:p>
+        </w:tc>
+      </w:tr>
+      <w:tr>
+        <w:trPr>
+          <w:cantSplit/>
+        </w:trPr>
+        <w:tc>
+          <w:tcPr>
+            <w:tcW w:type="dxa" w:w="3380"/>
+          </w:tcPr>
+          <w:p>
+            <w:pPr>
+              <w:spacing w:before="20" w:after="20"/>
+            </w:pPr>
+            <w:r>
+              <w:rPr>
+                <w:rFonts w:ascii="Arial" w:hAnsi="Arial" w:cs="Arial" w:eastAsia="Arial"/>
+                <w:b w:val="0"/>
+                <w:i w:val="0"/>
+                <w:sz w:val="18"/>
+              </w:rPr>
+              <w:t>POST remittance/settings/changes/{change-id}/approve</w:t>
+            </w:r>
+          </w:p>
+        </w:tc>
+        <w:tc>
+          <w:tcPr>
+            <w:tcW w:type="dxa" w:w="2629"/>
+          </w:tcPr>
+          <w:p>
+            <w:pPr>
+              <w:spacing w:before="20" w:after="20"/>
+            </w:pPr>
+            <w:r>
+              <w:rPr>
+                <w:rFonts w:ascii="Arial" w:hAnsi="Arial" w:cs="Arial" w:eastAsia="Arial"/>
+                <w:b w:val="0"/>
+                <w:i w:val="0"/>
+                <w:sz w:val="18"/>
+              </w:rPr>
+              <w:t>REMIT_SETTINGS_APPROVE</w:t>
+            </w:r>
+          </w:p>
+        </w:tc>
+        <w:tc>
+          <w:tcPr>
+            <w:tcW w:type="dxa" w:w="2629"/>
+          </w:tcPr>
+          <w:p>
+            <w:pPr>
+              <w:spacing w:before="20" w:after="20"/>
+            </w:pPr>
+            <w:r>
+              <w:rPr>
+                <w:rFonts w:ascii="Arial" w:hAnsi="Arial" w:cs="Arial" w:eastAsia="Arial"/>
+                <w:b w:val="0"/>
+                <w:i w:val="0"/>
+                <w:sz w:val="18"/>
+              </w:rPr>
+              <w:t>Remittance Team Leader</w:t>
+            </w:r>
+          </w:p>
+        </w:tc>
+      </w:tr>
+      <w:tr>
+        <w:trPr>
+          <w:cantSplit/>
+        </w:trPr>
+        <w:tc>
+          <w:tcPr>
+            <w:tcW w:type="dxa" w:w="3380"/>
+          </w:tcPr>
+          <w:p>
+            <w:pPr>
+              <w:spacing w:before="20" w:after="20"/>
+            </w:pPr>
+            <w:r>
+              <w:rPr>
+                <w:rFonts w:ascii="Arial" w:hAnsi="Arial" w:cs="Arial" w:eastAsia="Arial"/>
+                <w:b w:val="0"/>
+                <w:i w:val="0"/>
+                <w:sz w:val="18"/>
+              </w:rPr>
+              <w:t>POST remittance/settings/changes/{change-id}/reject</w:t>
+            </w:r>
+          </w:p>
+        </w:tc>
+        <w:tc>
+          <w:tcPr>
+            <w:tcW w:type="dxa" w:w="2629"/>
+          </w:tcPr>
+          <w:p>
+            <w:pPr>
+              <w:spacing w:before="20" w:after="20"/>
+            </w:pPr>
+            <w:r>
+              <w:rPr>
+                <w:rFonts w:ascii="Arial" w:hAnsi="Arial" w:cs="Arial" w:eastAsia="Arial"/>
+                <w:b w:val="0"/>
+                <w:i w:val="0"/>
+                <w:sz w:val="18"/>
+              </w:rPr>
+              <w:t>REMIT_SETTINGS_APPROVE</w:t>
+            </w:r>
+          </w:p>
+        </w:tc>
+        <w:tc>
+          <w:tcPr>
+            <w:tcW w:type="dxa" w:w="2629"/>
+          </w:tcPr>
+          <w:p>
+            <w:pPr>
+              <w:spacing w:before="20" w:after="20"/>
+            </w:pPr>
+            <w:r>
+              <w:rPr>
+                <w:rFonts w:ascii="Arial" w:hAnsi="Arial" w:cs="Arial" w:eastAsia="Arial"/>
+                <w:b w:val="0"/>
+                <w:i w:val="0"/>
+                <w:sz w:val="18"/>
+              </w:rPr>
+              <w:t>Remittance Team Leader</w:t>
+            </w:r>
+          </w:p>
+        </w:tc>
+      </w:tr>
     </w:tbl>
     <w:p>
       <w:pPr>
@@ -32872,7 +33687,7 @@
           <w:i w:val="0"/>
           <w:sz w:val="18"/>
         </w:rPr>
-        <w:t>Table 32: Personas of the walkthroughs</w:t>
+        <w:t>Table 33: Personas of the walkthroughs</w:t>
       </w:r>
     </w:p>
     <w:tbl>
@@ -33314,7 +34129,7 @@
           <w:i w:val="0"/>
           <w:sz w:val="18"/>
         </w:rPr>
-        <w:t>Table 33: Messages of the module</w:t>
+        <w:t>Table 34: Messages of the module</w:t>
       </w:r>
     </w:p>
     <w:tbl>
